--- a/AARON/evaluation/paper/paper.docx
+++ b/AARON/evaluation/paper/paper.docx
@@ -22942,7 +22942,7 @@
               <w:jc w:val="left"/>
             </w:pPr>
             <w:r>
-              <w:t xml:space="preserve">–</w:t>
+              <w:t xml:space="preserve">1,797</w:t>
             </w:r>
           </w:p>
         </w:tc>
@@ -22966,7 +22966,7 @@
               <w:jc w:val="left"/>
             </w:pPr>
             <w:r>
-              <w:t xml:space="preserve">–</w:t>
+              <w:t xml:space="preserve">54×</w:t>
             </w:r>
           </w:p>
         </w:tc>
@@ -23040,7 +23040,7 @@
               <w:jc w:val="left"/>
             </w:pPr>
             <w:r>
-              <w:t xml:space="preserve">–</w:t>
+              <w:t xml:space="preserve">5,913</w:t>
             </w:r>
           </w:p>
         </w:tc>
@@ -23064,7 +23064,7 @@
               <w:jc w:val="left"/>
             </w:pPr>
             <w:r>
-              <w:t xml:space="preserve">–</w:t>
+              <w:t xml:space="preserve">34×</w:t>
             </w:r>
           </w:p>
         </w:tc>
@@ -23138,7 +23138,7 @@
               <w:jc w:val="left"/>
             </w:pPr>
             <w:r>
-              <w:t xml:space="preserve">–</w:t>
+              <w:t xml:space="preserve">37,665</w:t>
             </w:r>
           </w:p>
         </w:tc>
@@ -23162,7 +23162,7 @@
               <w:jc w:val="left"/>
             </w:pPr>
             <w:r>
-              <w:t xml:space="preserve">–</w:t>
+              <w:t xml:space="preserve">216×</w:t>
             </w:r>
           </w:p>
         </w:tc>
@@ -25779,7 +25779,7 @@
         </m:r>
       </m:oMath>
       <w:r>
-        <w:t xml:space="preserve">; † marks rows where the floor design search found no feasible design within the reduced search space used here and the legacy</w:t>
+        <w:t xml:space="preserve">; † marks rows where even the full floor design search found no feasible design and the legacy</w:t>
       </w:r>
       <w:r>
         <w:t xml:space="preserve"> </w:t>
@@ -25794,7 +25794,57 @@
         <w:t xml:space="preserve"> </w:t>
       </w:r>
       <w:r>
-        <w:t xml:space="preserve">design was used, so these are not comparable):</w:t>
+        <w:t xml:space="preserve">design was used, so these are not comparable; rows that were rerun with the full search settings (6 leakage fractions,</w:t>
+      </w:r>
+      <w:r>
+        <w:t xml:space="preserve"> </w:t>
+      </w:r>
+      <m:oMath>
+        <m:r>
+          <m:t>m</m:t>
+        </m:r>
+        <m:r>
+          <m:rPr>
+            <m:sty m:val="p"/>
+          </m:rPr>
+          <m:t>∈</m:t>
+        </m:r>
+        <m:r>
+          <m:rPr>
+            <m:sty m:val="p"/>
+          </m:rPr>
+          <m:t>{</m:t>
+        </m:r>
+        <m:r>
+          <m:t>4</m:t>
+        </m:r>
+        <m:r>
+          <m:rPr>
+            <m:sty m:val="p"/>
+          </m:rPr>
+          <m:t>,</m:t>
+        </m:r>
+        <m:r>
+          <m:t>6</m:t>
+        </m:r>
+        <m:r>
+          <m:rPr>
+            <m:sty m:val="p"/>
+          </m:rPr>
+          <m:t>,</m:t>
+        </m:r>
+        <m:r>
+          <m:t>8</m:t>
+        </m:r>
+        <m:r>
+          <m:rPr>
+            <m:sty m:val="p"/>
+          </m:rPr>
+          <m:t>}</m:t>
+        </m:r>
+      </m:oMath>
+      <w:r>
+        <w:t xml:space="preserve">) are listed with those results):</w:t>
       </w:r>
     </w:p>
     <w:tbl>
@@ -28201,6 +28251,372 @@
             </w:pPr>
             <w:r>
               <w:t xml:space="preserve">728×</w:t>
+            </w:r>
+          </w:p>
+        </w:tc>
+      </w:tr>
+      <w:tr>
+        <w:tc>
+          <w:tcPr/>
+          <w:p>
+            <w:pPr>
+              <w:pStyle w:val="Compact"/>
+              <w:jc w:val="left"/>
+            </w:pPr>
+            <w:r>
+              <w:t xml:space="preserve">12</w:t>
+            </w:r>
+          </w:p>
+        </w:tc>
+        <w:tc>
+          <w:tcPr/>
+          <w:p>
+            <w:pPr>
+              <w:pStyle w:val="Compact"/>
+              <w:jc w:val="left"/>
+            </w:pPr>
+            <w:r>
+              <w:t xml:space="preserve">0.4</w:t>
+            </w:r>
+          </w:p>
+        </w:tc>
+        <w:tc>
+          <w:tcPr/>
+          <w:p>
+            <w:pPr>
+              <w:pStyle w:val="Compact"/>
+              <w:jc w:val="left"/>
+            </w:pPr>
+            <w:r>
+              <w:t xml:space="preserve">0.1</w:t>
+            </w:r>
+          </w:p>
+        </w:tc>
+        <w:tc>
+          <w:tcPr/>
+          <w:p>
+            <w:pPr>
+              <w:pStyle w:val="Compact"/>
+              <w:jc w:val="left"/>
+            </w:pPr>
+            <w:r>
+              <w:t xml:space="preserve">12</w:t>
+            </w:r>
+          </w:p>
+        </w:tc>
+        <w:tc>
+          <w:tcPr/>
+          <w:p>
+            <w:pPr>
+              <w:pStyle w:val="Compact"/>
+              <w:jc w:val="left"/>
+            </w:pPr>
+            <w:r>
+              <w:t xml:space="preserve">1,797</w:t>
+            </w:r>
+          </w:p>
+        </w:tc>
+        <w:tc>
+          <w:tcPr/>
+          <w:p>
+            <w:pPr>
+              <w:pStyle w:val="Compact"/>
+              <w:jc w:val="left"/>
+            </w:pPr>
+            <w:r>
+              <w:t xml:space="preserve">0.023</w:t>
+            </w:r>
+          </w:p>
+        </w:tc>
+        <w:tc>
+          <w:tcPr/>
+          <w:p>
+            <w:pPr>
+              <w:pStyle w:val="Compact"/>
+              <w:jc w:val="left"/>
+            </w:pPr>
+            <w:r>
+              <w:t xml:space="preserve">0.67</w:t>
+            </w:r>
+          </w:p>
+        </w:tc>
+        <w:tc>
+          <w:tcPr/>
+          <w:p>
+            <w:pPr>
+              <w:pStyle w:val="Compact"/>
+              <w:jc w:val="left"/>
+            </w:pPr>
+            <w:r>
+              <w:t xml:space="preserve">9 / 1,356</w:t>
+            </w:r>
+          </w:p>
+        </w:tc>
+        <w:tc>
+          <w:tcPr/>
+          <w:p>
+            <w:pPr>
+              <w:pStyle w:val="Compact"/>
+              <w:jc w:val="left"/>
+            </w:pPr>
+            <w:r>
+              <w:t xml:space="preserve">1979 / 290,946</w:t>
+            </w:r>
+          </w:p>
+        </w:tc>
+        <w:tc>
+          <w:tcPr/>
+          <w:p>
+            <w:pPr>
+              <w:pStyle w:val="Compact"/>
+              <w:jc w:val="left"/>
+            </w:pPr>
+            <w:r>
+              <w:t xml:space="preserve">162×</w:t>
+            </w:r>
+          </w:p>
+        </w:tc>
+      </w:tr>
+      <w:tr>
+        <w:tc>
+          <w:tcPr/>
+          <w:p>
+            <w:pPr>
+              <w:pStyle w:val="Compact"/>
+              <w:jc w:val="left"/>
+            </w:pPr>
+            <w:r>
+              <w:t xml:space="preserve">12</w:t>
+            </w:r>
+          </w:p>
+        </w:tc>
+        <w:tc>
+          <w:tcPr/>
+          <w:p>
+            <w:pPr>
+              <w:pStyle w:val="Compact"/>
+              <w:jc w:val="left"/>
+            </w:pPr>
+            <w:r>
+              <w:t xml:space="preserve">0.4</w:t>
+            </w:r>
+          </w:p>
+        </w:tc>
+        <w:tc>
+          <w:tcPr/>
+          <w:p>
+            <w:pPr>
+              <w:pStyle w:val="Compact"/>
+              <w:jc w:val="left"/>
+            </w:pPr>
+            <w:r>
+              <w:t xml:space="preserve">0.01</w:t>
+            </w:r>
+          </w:p>
+        </w:tc>
+        <w:tc>
+          <w:tcPr/>
+          <w:p>
+            <w:pPr>
+              <w:pStyle w:val="Compact"/>
+              <w:jc w:val="left"/>
+            </w:pPr>
+            <w:r>
+              <w:t xml:space="preserve">40</w:t>
+            </w:r>
+          </w:p>
+        </w:tc>
+        <w:tc>
+          <w:tcPr/>
+          <w:p>
+            <w:pPr>
+              <w:pStyle w:val="Compact"/>
+              <w:jc w:val="left"/>
+            </w:pPr>
+            <w:r>
+              <w:t xml:space="preserve">5,913</w:t>
+            </w:r>
+          </w:p>
+        </w:tc>
+        <w:tc>
+          <w:tcPr/>
+          <w:p>
+            <w:pPr>
+              <w:pStyle w:val="Compact"/>
+              <w:jc w:val="left"/>
+            </w:pPr>
+            <w:r>
+              <w:t xml:space="preserve">0.0064</w:t>
+            </w:r>
+          </w:p>
+        </w:tc>
+        <w:tc>
+          <w:tcPr/>
+          <w:p>
+            <w:pPr>
+              <w:pStyle w:val="Compact"/>
+              <w:jc w:val="left"/>
+            </w:pPr>
+            <w:r>
+              <w:t xml:space="preserve">0.53</w:t>
+            </w:r>
+          </w:p>
+        </w:tc>
+        <w:tc>
+          <w:tcPr/>
+          <w:p>
+            <w:pPr>
+              <w:pStyle w:val="Compact"/>
+              <w:jc w:val="left"/>
+            </w:pPr>
+            <w:r>
+              <w:t xml:space="preserve">35 / 5,178</w:t>
+            </w:r>
+          </w:p>
+        </w:tc>
+        <w:tc>
+          <w:tcPr/>
+          <w:p>
+            <w:pPr>
+              <w:pStyle w:val="Compact"/>
+              <w:jc w:val="left"/>
+            </w:pPr>
+            <w:r>
+              <w:t xml:space="preserve">18004 / 2,646,621</w:t>
+            </w:r>
+          </w:p>
+        </w:tc>
+        <w:tc>
+          <w:tcPr/>
+          <w:p>
+            <w:pPr>
+              <w:pStyle w:val="Compact"/>
+              <w:jc w:val="left"/>
+            </w:pPr>
+            <w:r>
+              <w:t xml:space="preserve">448×</w:t>
+            </w:r>
+          </w:p>
+        </w:tc>
+      </w:tr>
+      <w:tr>
+        <w:tc>
+          <w:tcPr/>
+          <w:p>
+            <w:pPr>
+              <w:pStyle w:val="Compact"/>
+              <w:jc w:val="left"/>
+            </w:pPr>
+            <w:r>
+              <w:t xml:space="preserve">12</w:t>
+            </w:r>
+          </w:p>
+        </w:tc>
+        <w:tc>
+          <w:tcPr/>
+          <w:p>
+            <w:pPr>
+              <w:pStyle w:val="Compact"/>
+              <w:jc w:val="left"/>
+            </w:pPr>
+            <w:r>
+              <w:t xml:space="preserve">0.4</w:t>
+            </w:r>
+          </w:p>
+        </w:tc>
+        <w:tc>
+          <w:tcPr/>
+          <w:p>
+            <w:pPr>
+              <w:pStyle w:val="Compact"/>
+              <w:jc w:val="left"/>
+            </w:pPr>
+            <w:r>
+              <w:t xml:space="preserve">0.001</w:t>
+            </w:r>
+          </w:p>
+        </w:tc>
+        <w:tc>
+          <w:tcPr/>
+          <w:p>
+            <w:pPr>
+              <w:pStyle w:val="Compact"/>
+              <w:jc w:val="left"/>
+            </w:pPr>
+            <w:r>
+              <w:t xml:space="preserve">256</w:t>
+            </w:r>
+          </w:p>
+        </w:tc>
+        <w:tc>
+          <w:tcPr/>
+          <w:p>
+            <w:pPr>
+              <w:pStyle w:val="Compact"/>
+              <w:jc w:val="left"/>
+            </w:pPr>
+            <w:r>
+              <w:t xml:space="preserve">37,665</w:t>
+            </w:r>
+          </w:p>
+        </w:tc>
+        <w:tc>
+          <w:tcPr/>
+          <w:p>
+            <w:pPr>
+              <w:pStyle w:val="Compact"/>
+              <w:jc w:val="left"/>
+            </w:pPr>
+            <w:r>
+              <w:t xml:space="preserve">0.00035</w:t>
+            </w:r>
+          </w:p>
+        </w:tc>
+        <w:tc>
+          <w:tcPr/>
+          <w:p>
+            <w:pPr>
+              <w:pStyle w:val="Compact"/>
+              <w:jc w:val="left"/>
+            </w:pPr>
+            <w:r>
+              <w:t xml:space="preserve">0.82</w:t>
+            </w:r>
+          </w:p>
+        </w:tc>
+        <w:tc>
+          <w:tcPr/>
+          <w:p>
+            <w:pPr>
+              <w:pStyle w:val="Compact"/>
+              <w:jc w:val="left"/>
+            </w:pPr>
+            <w:r>
+              <w:t xml:space="preserve">122 / 17,967</w:t>
+            </w:r>
+          </w:p>
+        </w:tc>
+        <w:tc>
+          <w:tcPr/>
+          <w:p>
+            <w:pPr>
+              <w:pStyle w:val="Compact"/>
+              <w:jc w:val="left"/>
+            </w:pPr>
+            <w:r>
+              <w:t xml:space="preserve">175985 / 25,869,828</w:t>
+            </w:r>
+          </w:p>
+        </w:tc>
+        <w:tc>
+          <w:tcPr/>
+          <w:p>
+            <w:pPr>
+              <w:pStyle w:val="Compact"/>
+              <w:jc w:val="left"/>
+            </w:pPr>
+            <w:r>
+              <w:t xml:space="preserve">687×</w:t>
             </w:r>
           </w:p>
         </w:tc>

--- a/AARON/evaluation/paper/paper.docx
+++ b/AARON/evaluation/paper/paper.docx
@@ -470,7 +470,7 @@
         </m:r>
       </m:oMath>
       <w:r>
-        <w:t xml:space="preserve">) at roughly 30–600× lower CX cost than the certified circuits.</w:t>
+        <w:t xml:space="preserve">) at roughly 30–1300× lower CX cost than the certified circuits.</w:t>
       </w:r>
       <w:r>
         <w:t xml:space="preserve"> </w:t>
@@ -547,7 +547,7 @@
         <w:t xml:space="preserve"> </w:t>
       </w:r>
       <w:r>
-        <w:t xml:space="preserve">and than the hybrid protocol by 5–74× for all</w:t>
+        <w:t xml:space="preserve">and than the hybrid protocol by 5–216× (median ≈22×) for all</w:t>
       </w:r>
       <w:r>
         <w:t xml:space="preserve"> </w:t>
@@ -21668,7 +21668,7 @@
               <w:jc w:val="left"/>
             </w:pPr>
             <w:r>
-              <w:t xml:space="preserve">–</w:t>
+              <w:t xml:space="preserve">3,051</w:t>
             </w:r>
           </w:p>
         </w:tc>
@@ -21692,7 +21692,7 @@
               <w:jc w:val="left"/>
             </w:pPr>
             <w:r>
-              <w:t xml:space="preserve">–</w:t>
+              <w:t xml:space="preserve">5.9×</w:t>
             </w:r>
           </w:p>
         </w:tc>
@@ -21766,7 +21766,7 @@
               <w:jc w:val="left"/>
             </w:pPr>
             <w:r>
-              <w:t xml:space="preserve">–</w:t>
+              <w:t xml:space="preserve">1,573</w:t>
             </w:r>
           </w:p>
         </w:tc>
@@ -21790,7 +21790,7 @@
               <w:jc w:val="left"/>
             </w:pPr>
             <w:r>
-              <w:t xml:space="preserve">–</w:t>
+              <w:t xml:space="preserve">9.0×</w:t>
             </w:r>
           </w:p>
         </w:tc>
@@ -21864,7 +21864,7 @@
               <w:jc w:val="left"/>
             </w:pPr>
             <w:r>
-              <w:t xml:space="preserve">–</w:t>
+              <w:t xml:space="preserve">2,497</w:t>
             </w:r>
           </w:p>
         </w:tc>
@@ -21888,7 +21888,7 @@
               <w:jc w:val="left"/>
             </w:pPr>
             <w:r>
-              <w:t xml:space="preserve">–</w:t>
+              <w:t xml:space="preserve">14×</w:t>
             </w:r>
           </w:p>
         </w:tc>
@@ -21962,6 +21962,18 @@
               <w:jc w:val="left"/>
             </w:pPr>
             <w:r>
+              <w:t xml:space="preserve">7,425</w:t>
+            </w:r>
+          </w:p>
+        </w:tc>
+        <w:tc>
+          <w:tcPr/>
+          <w:p>
+            <w:pPr>
+              <w:pStyle w:val="Compact"/>
+              <w:jc w:val="left"/>
+            </w:pPr>
+            <w:r>
               <w:t xml:space="preserve">–</w:t>
             </w:r>
           </w:p>
@@ -21974,19 +21986,7 @@
               <w:jc w:val="left"/>
             </w:pPr>
             <w:r>
-              <w:t xml:space="preserve">–</w:t>
-            </w:r>
-          </w:p>
-        </w:tc>
-        <w:tc>
-          <w:tcPr/>
-          <w:p>
-            <w:pPr>
-              <w:pStyle w:val="Compact"/>
-              <w:jc w:val="left"/>
-            </w:pPr>
-            <w:r>
-              <w:t xml:space="preserve">–</w:t>
+              <w:t xml:space="preserve">10×</w:t>
             </w:r>
           </w:p>
         </w:tc>
@@ -23474,39 +23474,32 @@
         <w:t xml:space="preserve"> </w:t>
       </w:r>
       <w:r>
-        <w:t xml:space="preserve">(figure 7). The hybrid protocol closes most of the gap but, at these sizes, remains 5–31× above the best baseline (up to 74× in the tightest</w:t>
-      </w:r>
-      <w:r>
-        <w:t xml:space="preserve"> </w:t>
-      </w:r>
-      <m:oMath>
-        <m:sSub>
-          <m:e>
-            <m:r>
-              <m:t>J</m:t>
-            </m:r>
-          </m:e>
-          <m:sub>
-            <m:r>
-              <m:t>2</m:t>
-            </m:r>
-          </m:sub>
-        </m:sSub>
-        <m:r>
-          <m:rPr>
-            <m:sty m:val="p"/>
-          </m:rPr>
-          <m:t>=</m:t>
-        </m:r>
-        <m:r>
-          <m:t>0.4</m:t>
-        </m:r>
-      </m:oMath>
-      <w:r>
-        <w:t xml:space="preserve"> </w:t>
-      </w:r>
-      <w:r>
-        <w:t xml:space="preserve">row).</w:t>
+        <w:t xml:space="preserve">(figure 7). The hybrid protocol closes most of the gap but, at these sizes, remains 5–216× above the best baseline (median ≈22×; largest at tight</w:t>
+      </w:r>
+      <w:r>
+        <w:t xml:space="preserve"> </w:t>
+      </w:r>
+      <m:oMath>
+        <m:r>
+          <m:t>ε</m:t>
+        </m:r>
+      </m:oMath>
+      <w:r>
+        <w:t xml:space="preserve"> </w:t>
+      </w:r>
+      <w:r>
+        <w:t xml:space="preserve">and large</w:t>
+      </w:r>
+      <w:r>
+        <w:t xml:space="preserve"> </w:t>
+      </w:r>
+      <m:oMath>
+        <m:r>
+          <m:t>N</m:t>
+        </m:r>
+      </m:oMath>
+      <w:r>
+        <w:t xml:space="preserve">, where the hybrid step count itself grows).</w:t>
       </w:r>
     </w:p>
     <w:p>
@@ -25779,7 +25772,176 @@
         </m:r>
       </m:oMath>
       <w:r>
-        <w:t xml:space="preserve">; † marks rows where even the full floor design search found no feasible design and the legacy</w:t>
+        <w:t xml:space="preserve">; rows for</w:t>
+      </w:r>
+      <w:r>
+        <w:t xml:space="preserve"> </w:t>
+      </w:r>
+      <m:oMath>
+        <m:r>
+          <m:t>N</m:t>
+        </m:r>
+        <m:r>
+          <m:rPr>
+            <m:sty m:val="p"/>
+          </m:rPr>
+          <m:t>=</m:t>
+        </m:r>
+        <m:r>
+          <m:t>10</m:t>
+        </m:r>
+      </m:oMath>
+      <w:r>
+        <w:t xml:space="preserve"> </w:t>
+      </w:r>
+      <w:r>
+        <w:t xml:space="preserve">(</w:t>
+      </w:r>
+      <m:oMath>
+        <m:r>
+          <m:t>ε</m:t>
+        </m:r>
+        <m:r>
+          <m:rPr>
+            <m:sty m:val="p"/>
+          </m:rPr>
+          <m:t>=</m:t>
+        </m:r>
+        <m:sSup>
+          <m:e>
+            <m:r>
+              <m:t>10</m:t>
+            </m:r>
+          </m:e>
+          <m:sup>
+            <m:r>
+              <m:rPr>
+                <m:sty m:val="p"/>
+              </m:rPr>
+              <m:t>−</m:t>
+            </m:r>
+            <m:r>
+              <m:t>3</m:t>
+            </m:r>
+          </m:sup>
+        </m:sSup>
+      </m:oMath>
+      <w:r>
+        <w:t xml:space="preserve">) and</w:t>
+      </w:r>
+      <w:r>
+        <w:t xml:space="preserve"> </w:t>
+      </w:r>
+      <m:oMath>
+        <m:r>
+          <m:t>N</m:t>
+        </m:r>
+        <m:r>
+          <m:rPr>
+            <m:sty m:val="p"/>
+          </m:rPr>
+          <m:t>=</m:t>
+        </m:r>
+        <m:r>
+          <m:t>12</m:t>
+        </m:r>
+      </m:oMath>
+      <w:r>
+        <w:t xml:space="preserve"> </w:t>
+      </w:r>
+      <w:r>
+        <w:t xml:space="preserve">(</w:t>
+      </w:r>
+      <m:oMath>
+        <m:sSub>
+          <m:e>
+            <m:r>
+              <m:t>J</m:t>
+            </m:r>
+          </m:e>
+          <m:sub>
+            <m:r>
+              <m:t>2</m:t>
+            </m:r>
+          </m:sub>
+        </m:sSub>
+        <m:r>
+          <m:rPr>
+            <m:sty m:val="p"/>
+          </m:rPr>
+          <m:t>=</m:t>
+        </m:r>
+        <m:r>
+          <m:t>0</m:t>
+        </m:r>
+      </m:oMath>
+      <w:r>
+        <w:t xml:space="preserve">) were rerun with the full floor-search settings (6 leakage fractions,</w:t>
+      </w:r>
+      <w:r>
+        <w:t xml:space="preserve"> </w:t>
+      </w:r>
+      <m:oMath>
+        <m:r>
+          <m:t>m</m:t>
+        </m:r>
+        <m:r>
+          <m:rPr>
+            <m:sty m:val="p"/>
+          </m:rPr>
+          <m:t>∈</m:t>
+        </m:r>
+        <m:r>
+          <m:rPr>
+            <m:sty m:val="p"/>
+          </m:rPr>
+          <m:t>{</m:t>
+        </m:r>
+        <m:r>
+          <m:t>4</m:t>
+        </m:r>
+        <m:r>
+          <m:rPr>
+            <m:sty m:val="p"/>
+          </m:rPr>
+          <m:t>,</m:t>
+        </m:r>
+        <m:r>
+          <m:t>6</m:t>
+        </m:r>
+        <m:r>
+          <m:rPr>
+            <m:sty m:val="p"/>
+          </m:rPr>
+          <m:t>,</m:t>
+        </m:r>
+        <m:r>
+          <m:t>8</m:t>
+        </m:r>
+        <m:r>
+          <m:rPr>
+            <m:sty m:val="p"/>
+          </m:rPr>
+          <m:t>}</m:t>
+        </m:r>
+      </m:oMath>
+      <w:r>
+        <w:t xml:space="preserve">), which found a feasible</w:t>
+      </w:r>
+      <w:r>
+        <w:t xml:space="preserve"> </w:t>
+      </w:r>
+      <w:r>
+        <w:rPr>
+          <w:rStyle w:val="VerbatimChar"/>
+        </w:rPr>
+        <w:t xml:space="preserve">floor</w:t>
+      </w:r>
+      <w:r>
+        <w:t xml:space="preserve"> </w:t>
+      </w:r>
+      <w:r>
+        <w:t xml:space="preserve">design in every case, so no row uses the legacy</w:t>
       </w:r>
       <w:r>
         <w:t xml:space="preserve"> </w:t>
@@ -25794,57 +25956,62 @@
         <w:t xml:space="preserve"> </w:t>
       </w:r>
       <w:r>
-        <w:t xml:space="preserve">design was used, so these are not comparable; rows that were rerun with the full search settings (6 leakage fractions,</w:t>
-      </w:r>
-      <w:r>
-        <w:t xml:space="preserve"> </w:t>
-      </w:r>
-      <m:oMath>
-        <m:r>
-          <m:t>m</m:t>
-        </m:r>
-        <m:r>
-          <m:rPr>
-            <m:sty m:val="p"/>
-          </m:rPr>
-          <m:t>∈</m:t>
-        </m:r>
-        <m:r>
-          <m:rPr>
-            <m:sty m:val="p"/>
-          </m:rPr>
-          <m:t>{</m:t>
-        </m:r>
-        <m:r>
-          <m:t>4</m:t>
-        </m:r>
-        <m:r>
-          <m:rPr>
-            <m:sty m:val="p"/>
-          </m:rPr>
-          <m:t>,</m:t>
-        </m:r>
-        <m:r>
-          <m:t>6</m:t>
-        </m:r>
-        <m:r>
-          <m:rPr>
-            <m:sty m:val="p"/>
-          </m:rPr>
-          <m:t>,</m:t>
-        </m:r>
-        <m:r>
-          <m:t>8</m:t>
-        </m:r>
-        <m:r>
-          <m:rPr>
-            <m:sty m:val="p"/>
-          </m:rPr>
-          <m:t>}</m:t>
-        </m:r>
-      </m:oMath>
-      <w:r>
-        <w:t xml:space="preserve">) are listed with those results):</w:t>
+        <w:t xml:space="preserve">fallback; † would mark such a row. The floor search is a heuristic local optimiser, so costs for the same target can differ by tens of percent between search settings (e.g. certified CX at</w:t>
+      </w:r>
+      <w:r>
+        <w:t xml:space="preserve"> </w:t>
+      </w:r>
+      <m:oMath>
+        <m:r>
+          <m:t>N</m:t>
+        </m:r>
+        <m:r>
+          <m:rPr>
+            <m:sty m:val="p"/>
+          </m:rPr>
+          <m:t>=</m:t>
+        </m:r>
+        <m:r>
+          <m:t>12</m:t>
+        </m:r>
+      </m:oMath>
+      <w:r>
+        <w:t xml:space="preserve">,</w:t>
+      </w:r>
+      <w:r>
+        <w:t xml:space="preserve"> </w:t>
+      </w:r>
+      <m:oMath>
+        <m:r>
+          <m:t>ε</m:t>
+        </m:r>
+        <m:r>
+          <m:rPr>
+            <m:sty m:val="p"/>
+          </m:rPr>
+          <m:t>=</m:t>
+        </m:r>
+        <m:sSup>
+          <m:e>
+            <m:r>
+              <m:t>10</m:t>
+            </m:r>
+          </m:e>
+          <m:sup>
+            <m:r>
+              <m:rPr>
+                <m:sty m:val="p"/>
+              </m:rPr>
+              <m:t>−</m:t>
+            </m:r>
+            <m:r>
+              <m:t>2</m:t>
+            </m:r>
+          </m:sup>
+        </m:sSup>
+      </m:oMath>
+      <w:r>
+        <w:t xml:space="preserve">: 1.29M with the reduced search of §5.8 versus 1.67M here)):</w:t>
       </w:r>
     </w:p>
     <w:tbl>
@@ -27080,79 +27247,445 @@
               <w:jc w:val="left"/>
             </w:pPr>
             <w:r>
-              <w:t xml:space="preserve">– †</w:t>
-            </w:r>
-          </w:p>
-        </w:tc>
-        <w:tc>
-          <w:tcPr/>
-          <w:p>
-            <w:pPr>
-              <w:pStyle w:val="Compact"/>
-              <w:jc w:val="left"/>
-            </w:pPr>
-            <w:r>
-              <w:t xml:space="preserve">–</w:t>
-            </w:r>
-          </w:p>
-        </w:tc>
-        <w:tc>
-          <w:tcPr/>
-          <w:p>
-            <w:pPr>
-              <w:pStyle w:val="Compact"/>
-              <w:jc w:val="left"/>
-            </w:pPr>
-            <w:r>
-              <w:t xml:space="preserve">–</w:t>
-            </w:r>
-          </w:p>
-        </w:tc>
-        <w:tc>
-          <w:tcPr/>
-          <w:p>
-            <w:pPr>
-              <w:pStyle w:val="Compact"/>
-              <w:jc w:val="left"/>
-            </w:pPr>
-            <w:r>
-              <w:t xml:space="preserve">–</w:t>
-            </w:r>
-          </w:p>
-        </w:tc>
-        <w:tc>
-          <w:tcPr/>
-          <w:p>
-            <w:pPr>
-              <w:pStyle w:val="Compact"/>
-              <w:jc w:val="left"/>
-            </w:pPr>
-            <w:r>
-              <w:t xml:space="preserve">50 / 3,177</w:t>
-            </w:r>
-          </w:p>
-        </w:tc>
-        <w:tc>
-          <w:tcPr/>
-          <w:p>
-            <w:pPr>
-              <w:pStyle w:val="Compact"/>
-              <w:jc w:val="left"/>
-            </w:pPr>
-            <w:r>
-              <w:t xml:space="preserve">– / –</w:t>
-            </w:r>
-          </w:p>
-        </w:tc>
-        <w:tc>
-          <w:tcPr/>
-          <w:p>
-            <w:pPr>
-              <w:pStyle w:val="Compact"/>
-              <w:jc w:val="left"/>
-            </w:pPr>
-            <w:r>
-              <w:t xml:space="preserve">–</w:t>
+              <w:t xml:space="preserve">48</w:t>
+            </w:r>
+          </w:p>
+        </w:tc>
+        <w:tc>
+          <w:tcPr/>
+          <w:p>
+            <w:pPr>
+              <w:pStyle w:val="Compact"/>
+              <w:jc w:val="left"/>
+            </w:pPr>
+            <w:r>
+              <w:t xml:space="preserve">3,051</w:t>
+            </w:r>
+          </w:p>
+        </w:tc>
+        <w:tc>
+          <w:tcPr/>
+          <w:p>
+            <w:pPr>
+              <w:pStyle w:val="Compact"/>
+              <w:jc w:val="left"/>
+            </w:pPr>
+            <w:r>
+              <w:t xml:space="preserve">0.0004</w:t>
+            </w:r>
+          </w:p>
+        </w:tc>
+        <w:tc>
+          <w:tcPr/>
+          <w:p>
+            <w:pPr>
+              <w:pStyle w:val="Compact"/>
+              <w:jc w:val="left"/>
+            </w:pPr>
+            <w:r>
+              <w:t xml:space="preserve">0.45</w:t>
+            </w:r>
+          </w:p>
+        </w:tc>
+        <w:tc>
+          <w:tcPr/>
+          <w:p>
+            <w:pPr>
+              <w:pStyle w:val="Compact"/>
+              <w:jc w:val="left"/>
+            </w:pPr>
+            <w:r>
+              <w:t xml:space="preserve">36 / 2,295</w:t>
+            </w:r>
+          </w:p>
+        </w:tc>
+        <w:tc>
+          <w:tcPr/>
+          <w:p>
+            <w:pPr>
+              <w:pStyle w:val="Compact"/>
+              <w:jc w:val="left"/>
+            </w:pPr>
+            <w:r>
+              <w:t xml:space="preserve">61683 / 3,886,056</w:t>
+            </w:r>
+          </w:p>
+        </w:tc>
+        <w:tc>
+          <w:tcPr/>
+          <w:p>
+            <w:pPr>
+              <w:pStyle w:val="Compact"/>
+              <w:jc w:val="left"/>
+            </w:pPr>
+            <w:r>
+              <w:t xml:space="preserve">1274×</w:t>
+            </w:r>
+          </w:p>
+        </w:tc>
+      </w:tr>
+      <w:tr>
+        <w:tc>
+          <w:tcPr/>
+          <w:p>
+            <w:pPr>
+              <w:pStyle w:val="Compact"/>
+              <w:jc w:val="left"/>
+            </w:pPr>
+            <w:r>
+              <w:t xml:space="preserve">12</w:t>
+            </w:r>
+          </w:p>
+        </w:tc>
+        <w:tc>
+          <w:tcPr/>
+          <w:p>
+            <w:pPr>
+              <w:pStyle w:val="Compact"/>
+              <w:jc w:val="left"/>
+            </w:pPr>
+            <w:r>
+              <w:t xml:space="preserve">0</w:t>
+            </w:r>
+          </w:p>
+        </w:tc>
+        <w:tc>
+          <w:tcPr/>
+          <w:p>
+            <w:pPr>
+              <w:pStyle w:val="Compact"/>
+              <w:jc w:val="left"/>
+            </w:pPr>
+            <w:r>
+              <w:t xml:space="preserve">0.1</w:t>
+            </w:r>
+          </w:p>
+        </w:tc>
+        <w:tc>
+          <w:tcPr/>
+          <w:p>
+            <w:pPr>
+              <w:pStyle w:val="Compact"/>
+              <w:jc w:val="left"/>
+            </w:pPr>
+            <w:r>
+              <w:t xml:space="preserve">20</w:t>
+            </w:r>
+          </w:p>
+        </w:tc>
+        <w:tc>
+          <w:tcPr/>
+          <w:p>
+            <w:pPr>
+              <w:pStyle w:val="Compact"/>
+              <w:jc w:val="left"/>
+            </w:pPr>
+            <w:r>
+              <w:t xml:space="preserve">1,573</w:t>
+            </w:r>
+          </w:p>
+        </w:tc>
+        <w:tc>
+          <w:tcPr/>
+          <w:p>
+            <w:pPr>
+              <w:pStyle w:val="Compact"/>
+              <w:jc w:val="left"/>
+            </w:pPr>
+            <w:r>
+              <w:t xml:space="preserve">0.0071</w:t>
+            </w:r>
+          </w:p>
+        </w:tc>
+        <w:tc>
+          <w:tcPr/>
+          <w:p>
+            <w:pPr>
+              <w:pStyle w:val="Compact"/>
+              <w:jc w:val="left"/>
+            </w:pPr>
+            <w:r>
+              <w:t xml:space="preserve">0.55</w:t>
+            </w:r>
+          </w:p>
+        </w:tc>
+        <w:tc>
+          <w:tcPr/>
+          <w:p>
+            <w:pPr>
+              <w:pStyle w:val="Compact"/>
+              <w:jc w:val="left"/>
+            </w:pPr>
+            <w:r>
+              <w:t xml:space="preserve">7 / 572</w:t>
+            </w:r>
+          </w:p>
+        </w:tc>
+        <w:tc>
+          <w:tcPr/>
+          <w:p>
+            <w:pPr>
+              <w:pStyle w:val="Compact"/>
+              <w:jc w:val="left"/>
+            </w:pPr>
+            <w:r>
+              <w:t xml:space="preserve">2673 / 205,854</w:t>
+            </w:r>
+          </w:p>
+        </w:tc>
+        <w:tc>
+          <w:tcPr/>
+          <w:p>
+            <w:pPr>
+              <w:pStyle w:val="Compact"/>
+              <w:jc w:val="left"/>
+            </w:pPr>
+            <w:r>
+              <w:t xml:space="preserve">131×</w:t>
+            </w:r>
+          </w:p>
+        </w:tc>
+      </w:tr>
+      <w:tr>
+        <w:tc>
+          <w:tcPr/>
+          <w:p>
+            <w:pPr>
+              <w:pStyle w:val="Compact"/>
+              <w:jc w:val="left"/>
+            </w:pPr>
+            <w:r>
+              <w:t xml:space="preserve">12</w:t>
+            </w:r>
+          </w:p>
+        </w:tc>
+        <w:tc>
+          <w:tcPr/>
+          <w:p>
+            <w:pPr>
+              <w:pStyle w:val="Compact"/>
+              <w:jc w:val="left"/>
+            </w:pPr>
+            <w:r>
+              <w:t xml:space="preserve">0</w:t>
+            </w:r>
+          </w:p>
+        </w:tc>
+        <w:tc>
+          <w:tcPr/>
+          <w:p>
+            <w:pPr>
+              <w:pStyle w:val="Compact"/>
+              <w:jc w:val="left"/>
+            </w:pPr>
+            <w:r>
+              <w:t xml:space="preserve">0.01</w:t>
+            </w:r>
+          </w:p>
+        </w:tc>
+        <w:tc>
+          <w:tcPr/>
+          <w:p>
+            <w:pPr>
+              <w:pStyle w:val="Compact"/>
+              <w:jc w:val="left"/>
+            </w:pPr>
+            <w:r>
+              <w:t xml:space="preserve">32</w:t>
+            </w:r>
+          </w:p>
+        </w:tc>
+        <w:tc>
+          <w:tcPr/>
+          <w:p>
+            <w:pPr>
+              <w:pStyle w:val="Compact"/>
+              <w:jc w:val="left"/>
+            </w:pPr>
+            <w:r>
+              <w:t xml:space="preserve">2,497</w:t>
+            </w:r>
+          </w:p>
+        </w:tc>
+        <w:tc>
+          <w:tcPr/>
+          <w:p>
+            <w:pPr>
+              <w:pStyle w:val="Compact"/>
+              <w:jc w:val="left"/>
+            </w:pPr>
+            <w:r>
+              <w:t xml:space="preserve">0.0015</w:t>
+            </w:r>
+          </w:p>
+        </w:tc>
+        <w:tc>
+          <w:tcPr/>
+          <w:p>
+            <w:pPr>
+              <w:pStyle w:val="Compact"/>
+              <w:jc w:val="left"/>
+            </w:pPr>
+            <w:r>
+              <w:t xml:space="preserve">0.48</w:t>
+            </w:r>
+          </w:p>
+        </w:tc>
+        <w:tc>
+          <w:tcPr/>
+          <w:p>
+            <w:pPr>
+              <w:pStyle w:val="Compact"/>
+              <w:jc w:val="left"/>
+            </w:pPr>
+            <w:r>
+              <w:t xml:space="preserve">29 / 2,266</w:t>
+            </w:r>
+          </w:p>
+        </w:tc>
+        <w:tc>
+          <w:tcPr/>
+          <w:p>
+            <w:pPr>
+              <w:pStyle w:val="Compact"/>
+              <w:jc w:val="left"/>
+            </w:pPr>
+            <w:r>
+              <w:t xml:space="preserve">21651 / 1,667,160</w:t>
+            </w:r>
+          </w:p>
+        </w:tc>
+        <w:tc>
+          <w:tcPr/>
+          <w:p>
+            <w:pPr>
+              <w:pStyle w:val="Compact"/>
+              <w:jc w:val="left"/>
+            </w:pPr>
+            <w:r>
+              <w:t xml:space="preserve">668×</w:t>
+            </w:r>
+          </w:p>
+        </w:tc>
+      </w:tr>
+      <w:tr>
+        <w:tc>
+          <w:tcPr/>
+          <w:p>
+            <w:pPr>
+              <w:pStyle w:val="Compact"/>
+              <w:jc w:val="left"/>
+            </w:pPr>
+            <w:r>
+              <w:t xml:space="preserve">12</w:t>
+            </w:r>
+          </w:p>
+        </w:tc>
+        <w:tc>
+          <w:tcPr/>
+          <w:p>
+            <w:pPr>
+              <w:pStyle w:val="Compact"/>
+              <w:jc w:val="left"/>
+            </w:pPr>
+            <w:r>
+              <w:t xml:space="preserve">0</w:t>
+            </w:r>
+          </w:p>
+        </w:tc>
+        <w:tc>
+          <w:tcPr/>
+          <w:p>
+            <w:pPr>
+              <w:pStyle w:val="Compact"/>
+              <w:jc w:val="left"/>
+            </w:pPr>
+            <w:r>
+              <w:t xml:space="preserve">0.001</w:t>
+            </w:r>
+          </w:p>
+        </w:tc>
+        <w:tc>
+          <w:tcPr/>
+          <w:p>
+            <w:pPr>
+              <w:pStyle w:val="Compact"/>
+              <w:jc w:val="left"/>
+            </w:pPr>
+            <w:r>
+              <w:t xml:space="preserve">96</w:t>
+            </w:r>
+          </w:p>
+        </w:tc>
+        <w:tc>
+          <w:tcPr/>
+          <w:p>
+            <w:pPr>
+              <w:pStyle w:val="Compact"/>
+              <w:jc w:val="left"/>
+            </w:pPr>
+            <w:r>
+              <w:t xml:space="preserve">7,425</w:t>
+            </w:r>
+          </w:p>
+        </w:tc>
+        <w:tc>
+          <w:tcPr/>
+          <w:p>
+            <w:pPr>
+              <w:pStyle w:val="Compact"/>
+              <w:jc w:val="left"/>
+            </w:pPr>
+            <w:r>
+              <w:t xml:space="preserve">0.00019</w:t>
+            </w:r>
+          </w:p>
+        </w:tc>
+        <w:tc>
+          <w:tcPr/>
+          <w:p>
+            <w:pPr>
+              <w:pStyle w:val="Compact"/>
+              <w:jc w:val="left"/>
+            </w:pPr>
+            <w:r>
+              <w:t xml:space="preserve">0.52</w:t>
+            </w:r>
+          </w:p>
+        </w:tc>
+        <w:tc>
+          <w:tcPr/>
+          <w:p>
+            <w:pPr>
+              <w:pStyle w:val="Compact"/>
+              <w:jc w:val="left"/>
+            </w:pPr>
+            <w:r>
+              <w:t xml:space="preserve">44 / 3,421</w:t>
+            </w:r>
+          </w:p>
+        </w:tc>
+        <w:tc>
+          <w:tcPr/>
+          <w:p>
+            <w:pPr>
+              <w:pStyle w:val="Compact"/>
+              <w:jc w:val="left"/>
+            </w:pPr>
+            <w:r>
+              <w:t xml:space="preserve">119858 / 9,229,099</w:t>
+            </w:r>
+          </w:p>
+        </w:tc>
+        <w:tc>
+          <w:tcPr/>
+          <w:p>
+            <w:pPr>
+              <w:pStyle w:val="Compact"/>
+              <w:jc w:val="left"/>
+            </w:pPr>
+            <w:r>
+              <w:t xml:space="preserve">1243×</w:t>
             </w:r>
           </w:p>
         </w:tc>
@@ -28627,7 +29160,7 @@
         <w:pStyle w:val="BodyText"/>
       </w:pPr>
       <w:r>
-        <w:t xml:space="preserve">The protocol met its target in every completed row, with a safety margin of roughly 2–10× in infidelity, and it needs roughly 30–600× fewer CX than the certified circuits (the larger factors at tighter</w:t>
+        <w:t xml:space="preserve">The protocol met its target in every completed row, with a safety margin of roughly 1.6–10× in infidelity, and it needs roughly 30–1300× fewer CX than the certified circuits (the larger factors at tighter</w:t>
       </w:r>
       <w:r>
         <w:t xml:space="preserve"> </w:t>
@@ -33323,7 +33856,7 @@
         </m:r>
       </m:oMath>
       <w:r>
-        <w:t xml:space="preserve">. (c) A hybrid protocol — rigorous leakage plus a Richardson-type Trotter estimate, with no oracle — met its target in every completed case at 30–600× lower CX than the certified circuits. (d) DMRG supplies</w:t>
+        <w:t xml:space="preserve">. (c) A hybrid protocol — rigorous leakage plus a Richardson-type Trotter estimate, with no oracle — met its target in every completed case at 30–1300× lower CX than the certified circuits. (d) DMRG supplies</w:t>
       </w:r>
       <w:r>
         <w:t xml:space="preserve"> </w:t>
@@ -33621,7 +34154,7 @@
         <w:t xml:space="preserve"> </w:t>
       </w:r>
       <w:r>
-        <w:t xml:space="preserve">and than the hybrid protocol by 5–74×, because a bond dimension of 4–8 already prepares these states to</w:t>
+        <w:t xml:space="preserve">and than the hybrid protocol by 5–216× (median ≈22×), because a bond dimension of 4–8 already prepares these states to</w:t>
       </w:r>
       <w:r>
         <w:t xml:space="preserve"> </w:t>
@@ -34099,7 +34632,30 @@
         <w:t xml:space="preserve"> </w:t>
       </w:r>
       <w:r>
-        <w:t xml:space="preserve">the empirical-protocol sweep for</w:t>
+        <w:t xml:space="preserve">the hybrid protocol for</w:t>
+      </w:r>
+      <w:r>
+        <w:t xml:space="preserve"> </w:t>
+      </w:r>
+      <m:oMath>
+        <m:r>
+          <m:t>L</m:t>
+        </m:r>
+        <m:r>
+          <m:rPr>
+            <m:sty m:val="p"/>
+          </m:rPr>
+          <m:t>=</m:t>
+        </m:r>
+        <m:r>
+          <m:t>3</m:t>
+        </m:r>
+      </m:oMath>
+      <w:r>
+        <w:t xml:space="preserve"> </w:t>
+      </w:r>
+      <w:r>
+        <w:t xml:space="preserve">trial circuits and for</w:t>
       </w:r>
       <w:r>
         <w:t xml:space="preserve"> </w:t>
@@ -34112,16 +34668,8 @@
           <m:rPr>
             <m:sty m:val="p"/>
           </m:rPr>
-          <m:t>=</m:t>
-        </m:r>
-        <m:r>
-          <m:t>10</m:t>
-        </m:r>
-      </m:oMath>
-      <w:r>
-        <w:t xml:space="preserve">–</w:t>
-      </w:r>
-      <m:oMath>
+          <m:t>&gt;</m:t>
+        </m:r>
         <m:r>
           <m:t>12</m:t>
         </m:r>
@@ -34130,152 +34678,7 @@
         <w:t xml:space="preserve"> </w:t>
       </w:r>
       <w:r>
-        <w:t xml:space="preserve">at</w:t>
-      </w:r>
-      <w:r>
-        <w:t xml:space="preserve"> </w:t>
-      </w:r>
-      <m:oMath>
-        <m:sSub>
-          <m:e>
-            <m:r>
-              <m:t>J</m:t>
-            </m:r>
-          </m:e>
-          <m:sub>
-            <m:r>
-              <m:t>2</m:t>
-            </m:r>
-          </m:sub>
-        </m:sSub>
-        <m:r>
-          <m:rPr>
-            <m:sty m:val="p"/>
-          </m:rPr>
-          <m:t>=</m:t>
-        </m:r>
-        <m:r>
-          <m:t>0.4</m:t>
-        </m:r>
-      </m:oMath>
-      <w:r>
-        <w:t xml:space="preserve"> </w:t>
-      </w:r>
-      <w:r>
-        <w:t xml:space="preserve">and</w:t>
-      </w:r>
-      <w:r>
-        <w:t xml:space="preserve"> </w:t>
-      </w:r>
-      <m:oMath>
-        <m:r>
-          <m:t>N</m:t>
-        </m:r>
-        <m:r>
-          <m:rPr>
-            <m:sty m:val="p"/>
-          </m:rPr>
-          <m:t>=</m:t>
-        </m:r>
-        <m:r>
-          <m:t>12</m:t>
-        </m:r>
-      </m:oMath>
-      <w:r>
-        <w:t xml:space="preserve"> </w:t>
-      </w:r>
-      <w:r>
-        <w:t xml:space="preserve">at</w:t>
-      </w:r>
-      <w:r>
-        <w:t xml:space="preserve"> </w:t>
-      </w:r>
-      <m:oMath>
-        <m:sSub>
-          <m:e>
-            <m:r>
-              <m:t>J</m:t>
-            </m:r>
-          </m:e>
-          <m:sub>
-            <m:r>
-              <m:t>2</m:t>
-            </m:r>
-          </m:sub>
-        </m:sSub>
-        <m:r>
-          <m:rPr>
-            <m:sty m:val="p"/>
-          </m:rPr>
-          <m:t>=</m:t>
-        </m:r>
-        <m:r>
-          <m:t>0</m:t>
-        </m:r>
-      </m:oMath>
-      <w:r>
-        <w:t xml:space="preserve">,</w:t>
-      </w:r>
-      <w:r>
-        <w:t xml:space="preserve"> </w:t>
-      </w:r>
-      <m:oMath>
-        <m:r>
-          <m:t>ε</m:t>
-        </m:r>
-        <m:r>
-          <m:rPr>
-            <m:sty m:val="p"/>
-          </m:rPr>
-          <m:t>=</m:t>
-        </m:r>
-        <m:sSup>
-          <m:e>
-            <m:r>
-              <m:t>10</m:t>
-            </m:r>
-          </m:e>
-          <m:sup>
-            <m:r>
-              <m:rPr>
-                <m:sty m:val="p"/>
-              </m:rPr>
-              <m:t>−</m:t>
-            </m:r>
-            <m:r>
-              <m:t>3</m:t>
-            </m:r>
-          </m:sup>
-        </m:sSup>
-      </m:oMath>
-      <w:r>
-        <w:t xml:space="preserve"> </w:t>
-      </w:r>
-      <w:r>
-        <w:t xml:space="preserve">rows marked †, and</w:t>
-      </w:r>
-      <w:r>
-        <w:t xml:space="preserve"> </w:t>
-      </w:r>
-      <m:oMath>
-        <m:r>
-          <m:t>L</m:t>
-        </m:r>
-        <m:r>
-          <m:rPr>
-            <m:sty m:val="p"/>
-          </m:rPr>
-          <m:t>=</m:t>
-        </m:r>
-        <m:r>
-          <m:t>3</m:t>
-        </m:r>
-      </m:oMath>
-      <w:r>
-        <w:t xml:space="preserve"> </w:t>
-      </w:r>
-      <w:r>
-        <w:t xml:space="preserve">trial circuits; second-order Trotter; a fault-tolerant resource model with early-abort statistics; and verified references and T-count constants.</w:t>
+        <w:t xml:space="preserve">(needs a non-dense simulation); a deterministic, globally better floor-design search (the present one is a multistart local optimiser); second-order Trotter; a fault-tolerant resource model with early-abort statistics; and verified references and T-count constants.</w:t>
       </w:r>
     </w:p>
     <w:bookmarkEnd w:id="62"/>
